--- a/spa/docx/57.content.docx
+++ b/spa/docx/57.content.docx
@@ -231,19 +231,7 @@
         <w:rPr>
           <w:lang w:val="es_ES" w:bidi="es_ES"/>
         </w:rPr>
-        <w:t xml:space="preserve">"PABLO, prisionero": tradicionalmente se cree que Pablo estaba escribiendo desde la prisión en Roma, pero también es posible que lo hiciera antes desde Éfeso, mucho más cerca de la casa de Filemón en Colosas (ver </w:t>
-      </w:r>
-      <w:r>
-        <w:rPr>
-          <w:lang w:val="es_ES" w:bidi="es_ES"/>
-        </w:rPr>
-        <w:t>Introducción al Libro de Filemón</w:t>
-      </w:r>
-      <w:r>
-        <w:rPr>
-          <w:lang w:val="es_ES" w:bidi="es_ES"/>
-        </w:rPr>
-        <w:t>, “fecha y lugar de escritura”). • Timoteo fue uno de los colaboradores más cercanos de Pablo (ver “</w:t>
+        <w:t>"PABLO, prisionero": tradicionalmente se cree que Pablo estaba escribiendo desde la prisión en Roma, pero también es posible que lo hiciera antes desde Éfeso, mucho más cerca de la casa de Filemón en Colosas (ver Introducción al Libro de Filemón, “fecha y lugar de escritura”). • Timoteo fue uno de los colaboradores más cercanos de Pablo (ver “</w:t>
       </w:r>
       <w:r>
         <w:rPr>
